--- a/internal_doc/09.规范模板/Story简单设计模板.docx
+++ b/internal_doc/09.规范模板/Story简单设计模板.docx
@@ -5,9 +5,6 @@
     <w:p>
       <w:pPr>
         <w:pStyle w:val="Title"/>
-        <w:rPr>
-          <w:rFonts w:hint="eastAsia"/>
-        </w:rPr>
       </w:pPr>
       <w:r>
         <w:rPr>
@@ -37,9 +34,6 @@
             <w:pPr>
               <w:ind w:left="0"/>
               <w:jc w:val="center"/>
-              <w:rPr>
-                <w:rFonts w:hint="eastAsia"/>
-              </w:rPr>
             </w:pPr>
             <w:r>
               <w:rPr>
@@ -574,6 +568,161 @@
     </w:p>
     <w:p/>
     <w:p/>
+    <w:p>
+      <w:pPr>
+        <w:pStyle w:val="Heading2"/>
+        <w:rPr>
+          <w:rFonts w:hint="eastAsia"/>
+        </w:rPr>
+      </w:pPr>
+      <w:r>
+        <w:rPr>
+          <w:rFonts w:hint="eastAsia"/>
+        </w:rPr>
+        <w:t>遗留问题</w:t>
+      </w:r>
+    </w:p>
+    <w:p>
+      <w:pPr>
+        <w:rPr>
+          <w:rFonts w:hint="eastAsia"/>
+          <w:color w:val="00B0F0"/>
+        </w:rPr>
+      </w:pPr>
+      <w:r>
+        <w:rPr>
+          <w:rFonts w:hint="eastAsia"/>
+          <w:color w:val="00B0F0"/>
+        </w:rPr>
+        <w:t>说明：该特性中暂时未彻底解决或有待改进优化的问题</w:t>
+      </w:r>
+    </w:p>
+    <w:tbl>
+      <w:tblPr>
+        <w:tblStyle w:val="TableGrid"/>
+        <w:tblW w:w="0" w:type="auto"/>
+        <w:tblInd w:w="357" w:type="dxa"/>
+        <w:tblLook w:val="04A0"/>
+      </w:tblPr>
+      <w:tblGrid>
+        <w:gridCol w:w="885"/>
+        <w:gridCol w:w="2552"/>
+        <w:gridCol w:w="4728"/>
+      </w:tblGrid>
+      <w:tr>
+        <w:tc>
+          <w:tcPr>
+            <w:tcW w:w="885" w:type="dxa"/>
+          </w:tcPr>
+          <w:p>
+            <w:pPr>
+              <w:ind w:left="0"/>
+              <w:rPr>
+                <w:rFonts w:hint="eastAsia"/>
+                <w:b/>
+              </w:rPr>
+            </w:pPr>
+            <w:r>
+              <w:rPr>
+                <w:rFonts w:hint="eastAsia"/>
+                <w:b/>
+              </w:rPr>
+              <w:t>编号</w:t>
+            </w:r>
+          </w:p>
+        </w:tc>
+        <w:tc>
+          <w:tcPr>
+            <w:tcW w:w="2552" w:type="dxa"/>
+          </w:tcPr>
+          <w:p>
+            <w:pPr>
+              <w:ind w:left="0"/>
+              <w:rPr>
+                <w:rFonts w:hint="eastAsia"/>
+                <w:b/>
+              </w:rPr>
+            </w:pPr>
+            <w:r>
+              <w:rPr>
+                <w:rFonts w:hint="eastAsia"/>
+                <w:b/>
+              </w:rPr>
+              <w:t>标题</w:t>
+            </w:r>
+          </w:p>
+        </w:tc>
+        <w:tc>
+          <w:tcPr>
+            <w:tcW w:w="4728" w:type="dxa"/>
+          </w:tcPr>
+          <w:p>
+            <w:pPr>
+              <w:ind w:left="0"/>
+              <w:rPr>
+                <w:rFonts w:hint="eastAsia"/>
+                <w:b/>
+              </w:rPr>
+            </w:pPr>
+            <w:r>
+              <w:rPr>
+                <w:rFonts w:hint="eastAsia"/>
+                <w:b/>
+              </w:rPr>
+              <w:t>描述</w:t>
+            </w:r>
+          </w:p>
+        </w:tc>
+      </w:tr>
+      <w:tr>
+        <w:tc>
+          <w:tcPr>
+            <w:tcW w:w="885" w:type="dxa"/>
+          </w:tcPr>
+          <w:p>
+            <w:pPr>
+              <w:ind w:left="0"/>
+              <w:rPr>
+                <w:rFonts w:hint="eastAsia"/>
+              </w:rPr>
+            </w:pPr>
+          </w:p>
+        </w:tc>
+        <w:tc>
+          <w:tcPr>
+            <w:tcW w:w="2552" w:type="dxa"/>
+          </w:tcPr>
+          <w:p>
+            <w:pPr>
+              <w:ind w:left="0"/>
+              <w:rPr>
+                <w:rFonts w:hint="eastAsia"/>
+              </w:rPr>
+            </w:pPr>
+          </w:p>
+        </w:tc>
+        <w:tc>
+          <w:tcPr>
+            <w:tcW w:w="4728" w:type="dxa"/>
+          </w:tcPr>
+          <w:p>
+            <w:pPr>
+              <w:ind w:left="0"/>
+              <w:rPr>
+                <w:rFonts w:hint="eastAsia"/>
+              </w:rPr>
+            </w:pPr>
+          </w:p>
+        </w:tc>
+      </w:tr>
+    </w:tbl>
+    <w:p>
+      <w:pPr>
+        <w:rPr>
+          <w:rFonts w:hint="eastAsia"/>
+        </w:rPr>
+      </w:pPr>
+    </w:p>
     <w:p>
       <w:pPr>
         <w:pStyle w:val="Heading2"/>

--- a/internal_doc/09.规范模板/Story简单设计模板.docx
+++ b/internal_doc/09.规范模板/Story简单设计模板.docx
@@ -571,9 +571,6 @@
     <w:p>
       <w:pPr>
         <w:pStyle w:val="Heading2"/>
-        <w:rPr>
-          <w:rFonts w:hint="eastAsia"/>
-        </w:rPr>
       </w:pPr>
       <w:r>
         <w:rPr>
@@ -585,7 +582,6 @@
     <w:p>
       <w:pPr>
         <w:rPr>
-          <w:rFonts w:hint="eastAsia"/>
           <w:color w:val="00B0F0"/>
         </w:rPr>
       </w:pPr>
@@ -618,7 +614,6 @@
             <w:pPr>
               <w:ind w:left="0"/>
               <w:rPr>
-                <w:rFonts w:hint="eastAsia"/>
                 <w:b/>
               </w:rPr>
             </w:pPr>
@@ -639,7 +634,6 @@
             <w:pPr>
               <w:ind w:left="0"/>
               <w:rPr>
-                <w:rFonts w:hint="eastAsia"/>
                 <w:b/>
               </w:rPr>
             </w:pPr>
@@ -660,7 +654,6 @@
             <w:pPr>
               <w:ind w:left="0"/>
               <w:rPr>
-                <w:rFonts w:hint="eastAsia"/>
                 <w:b/>
               </w:rPr>
             </w:pPr>
@@ -682,9 +675,6 @@
           <w:p>
             <w:pPr>
               <w:ind w:left="0"/>
-              <w:rPr>
-                <w:rFonts w:hint="eastAsia"/>
-              </w:rPr>
             </w:pPr>
           </w:p>
         </w:tc>
@@ -695,9 +685,6 @@
           <w:p>
             <w:pPr>
               <w:ind w:left="0"/>
-              <w:rPr>
-                <w:rFonts w:hint="eastAsia"/>
-              </w:rPr>
             </w:pPr>
           </w:p>
         </w:tc>
@@ -708,21 +695,12 @@
           <w:p>
             <w:pPr>
               <w:ind w:left="0"/>
-              <w:rPr>
-                <w:rFonts w:hint="eastAsia"/>
-              </w:rPr>
             </w:pPr>
           </w:p>
         </w:tc>
       </w:tr>
     </w:tbl>
-    <w:p>
-      <w:pPr>
-        <w:rPr>
-          <w:rFonts w:hint="eastAsia"/>
-        </w:rPr>
-      </w:pPr>
-    </w:p>
+    <w:p/>
     <w:p>
       <w:pPr>
         <w:pStyle w:val="Heading2"/>
@@ -1131,7 +1109,430 @@
         </w:tc>
       </w:tr>
     </w:tbl>
-    <w:p/>
+    <w:p>
+      <w:pPr>
+        <w:rPr>
+          <w:rFonts w:hint="eastAsia"/>
+        </w:rPr>
+      </w:pPr>
+    </w:p>
+    <w:p>
+      <w:pPr>
+        <w:pStyle w:val="Heading2"/>
+        <w:rPr>
+          <w:rFonts w:hint="eastAsia"/>
+        </w:rPr>
+      </w:pPr>
+      <w:r>
+        <w:rPr>
+          <w:rFonts w:hint="eastAsia"/>
+        </w:rPr>
+        <w:t>Checklist</w:t>
+      </w:r>
+    </w:p>
+    <w:tbl>
+      <w:tblPr>
+        <w:tblStyle w:val="TableGrid"/>
+        <w:tblW w:w="0" w:type="auto"/>
+        <w:tblInd w:w="357" w:type="dxa"/>
+        <w:tblLook w:val="04A0"/>
+      </w:tblPr>
+      <w:tblGrid>
+        <w:gridCol w:w="4004"/>
+        <w:gridCol w:w="1439"/>
+        <w:gridCol w:w="2722"/>
+      </w:tblGrid>
+      <w:tr>
+        <w:tc>
+          <w:tcPr>
+            <w:tcW w:w="4004" w:type="dxa"/>
+          </w:tcPr>
+          <w:p>
+            <w:pPr>
+              <w:ind w:left="0"/>
+              <w:jc w:val="center"/>
+              <w:rPr>
+                <w:rFonts w:hint="eastAsia"/>
+              </w:rPr>
+            </w:pPr>
+            <w:r>
+              <w:rPr>
+                <w:rFonts w:hint="eastAsia"/>
+              </w:rPr>
+              <w:t>检查项</w:t>
+            </w:r>
+          </w:p>
+        </w:tc>
+        <w:tc>
+          <w:tcPr>
+            <w:tcW w:w="1439" w:type="dxa"/>
+          </w:tcPr>
+          <w:p>
+            <w:pPr>
+              <w:ind w:left="0"/>
+              <w:jc w:val="center"/>
+              <w:rPr>
+                <w:rFonts w:hint="eastAsia"/>
+              </w:rPr>
+            </w:pPr>
+            <w:r>
+              <w:rPr>
+                <w:rFonts w:hint="eastAsia"/>
+              </w:rPr>
+              <w:t>结论</w:t>
+            </w:r>
+          </w:p>
+          <w:p>
+            <w:pPr>
+              <w:ind w:left="0"/>
+              <w:jc w:val="center"/>
+              <w:rPr>
+                <w:rFonts w:hint="eastAsia"/>
+              </w:rPr>
+            </w:pPr>
+            <w:r>
+              <w:rPr>
+                <w:rFonts w:hint="eastAsia"/>
+              </w:rPr>
+              <w:t>（</w:t>
+            </w:r>
+            <w:r>
+              <w:rPr>
+                <w:rFonts w:hint="eastAsia"/>
+              </w:rPr>
+              <w:t>NA/N/Y</w:t>
+            </w:r>
+            <w:r>
+              <w:rPr>
+                <w:rFonts w:hint="eastAsia"/>
+              </w:rPr>
+              <w:t>）</w:t>
+            </w:r>
+          </w:p>
+        </w:tc>
+        <w:tc>
+          <w:tcPr>
+            <w:tcW w:w="2722" w:type="dxa"/>
+          </w:tcPr>
+          <w:p>
+            <w:pPr>
+              <w:ind w:left="0"/>
+              <w:jc w:val="center"/>
+              <w:rPr>
+                <w:rFonts w:hint="eastAsia"/>
+              </w:rPr>
+            </w:pPr>
+            <w:r>
+              <w:rPr>
+                <w:rFonts w:hint="eastAsia"/>
+              </w:rPr>
+              <w:t>备注</w:t>
+            </w:r>
+          </w:p>
+        </w:tc>
+      </w:tr>
+      <w:tr>
+        <w:tc>
+          <w:tcPr>
+            <w:tcW w:w="4004" w:type="dxa"/>
+          </w:tcPr>
+          <w:p>
+            <w:pPr>
+              <w:ind w:left="0"/>
+              <w:rPr>
+                <w:rFonts w:hint="eastAsia"/>
+              </w:rPr>
+            </w:pPr>
+            <w:r>
+              <w:rPr>
+                <w:rFonts w:hint="eastAsia"/>
+              </w:rPr>
+              <w:t>代码是否全部提交</w:t>
+            </w:r>
+            <w:r>
+              <w:rPr>
+                <w:rFonts w:hint="eastAsia"/>
+              </w:rPr>
+              <w:t>SVN</w:t>
+            </w:r>
+          </w:p>
+        </w:tc>
+        <w:tc>
+          <w:tcPr>
+            <w:tcW w:w="1439" w:type="dxa"/>
+          </w:tcPr>
+          <w:p>
+            <w:pPr>
+              <w:ind w:left="0"/>
+              <w:rPr>
+                <w:rFonts w:hint="eastAsia"/>
+              </w:rPr>
+            </w:pPr>
+          </w:p>
+        </w:tc>
+        <w:tc>
+          <w:tcPr>
+            <w:tcW w:w="2722" w:type="dxa"/>
+          </w:tcPr>
+          <w:p>
+            <w:pPr>
+              <w:ind w:left="0"/>
+              <w:rPr>
+                <w:rFonts w:hint="eastAsia"/>
+              </w:rPr>
+            </w:pPr>
+          </w:p>
+        </w:tc>
+      </w:tr>
+      <w:tr>
+        <w:tc>
+          <w:tcPr>
+            <w:tcW w:w="4004" w:type="dxa"/>
+          </w:tcPr>
+          <w:p>
+            <w:pPr>
+              <w:ind w:left="0"/>
+              <w:rPr>
+                <w:rFonts w:hint="eastAsia"/>
+              </w:rPr>
+            </w:pPr>
+            <w:r>
+              <w:rPr>
+                <w:rFonts w:hint="eastAsia"/>
+              </w:rPr>
+              <w:t>Story</w:t>
+            </w:r>
+            <w:r>
+              <w:rPr>
+                <w:rFonts w:hint="eastAsia"/>
+              </w:rPr>
+              <w:t>文档是否更新</w:t>
+            </w:r>
+          </w:p>
+        </w:tc>
+        <w:tc>
+          <w:tcPr>
+            <w:tcW w:w="1439" w:type="dxa"/>
+          </w:tcPr>
+          <w:p>
+            <w:pPr>
+              <w:ind w:left="0"/>
+              <w:rPr>
+                <w:rFonts w:hint="eastAsia"/>
+              </w:rPr>
+            </w:pPr>
+          </w:p>
+        </w:tc>
+        <w:tc>
+          <w:tcPr>
+            <w:tcW w:w="2722" w:type="dxa"/>
+          </w:tcPr>
+          <w:p>
+            <w:pPr>
+              <w:ind w:left="0"/>
+              <w:rPr>
+                <w:rFonts w:hint="eastAsia"/>
+              </w:rPr>
+            </w:pPr>
+          </w:p>
+        </w:tc>
+      </w:tr>
+      <w:tr>
+        <w:tc>
+          <w:tcPr>
+            <w:tcW w:w="4004" w:type="dxa"/>
+          </w:tcPr>
+          <w:p>
+            <w:pPr>
+              <w:ind w:left="0"/>
+              <w:rPr>
+                <w:rFonts w:hint="eastAsia"/>
+              </w:rPr>
+            </w:pPr>
+            <w:r>
+              <w:rPr>
+                <w:rFonts w:hint="eastAsia"/>
+              </w:rPr>
+              <w:t>验收用例是否全部通过</w:t>
+            </w:r>
+          </w:p>
+        </w:tc>
+        <w:tc>
+          <w:tcPr>
+            <w:tcW w:w="1439" w:type="dxa"/>
+          </w:tcPr>
+          <w:p>
+            <w:pPr>
+              <w:ind w:left="0"/>
+              <w:rPr>
+                <w:rFonts w:hint="eastAsia"/>
+              </w:rPr>
+            </w:pPr>
+          </w:p>
+        </w:tc>
+        <w:tc>
+          <w:tcPr>
+            <w:tcW w:w="2722" w:type="dxa"/>
+          </w:tcPr>
+          <w:p>
+            <w:pPr>
+              <w:ind w:left="0"/>
+              <w:rPr>
+                <w:rFonts w:hint="eastAsia"/>
+              </w:rPr>
+            </w:pPr>
+          </w:p>
+        </w:tc>
+      </w:tr>
+      <w:tr>
+        <w:tc>
+          <w:tcPr>
+            <w:tcW w:w="4004" w:type="dxa"/>
+          </w:tcPr>
+          <w:p>
+            <w:pPr>
+              <w:ind w:left="0"/>
+              <w:rPr>
+                <w:rFonts w:hint="eastAsia"/>
+              </w:rPr>
+            </w:pPr>
+            <w:r>
+              <w:rPr>
+                <w:rFonts w:hint="eastAsia"/>
+              </w:rPr>
+              <w:t>资料是否变更</w:t>
+            </w:r>
+          </w:p>
+        </w:tc>
+        <w:tc>
+          <w:tcPr>
+            <w:tcW w:w="1439" w:type="dxa"/>
+          </w:tcPr>
+          <w:p>
+            <w:pPr>
+              <w:ind w:left="0"/>
+              <w:rPr>
+                <w:rFonts w:hint="eastAsia"/>
+              </w:rPr>
+            </w:pPr>
+          </w:p>
+        </w:tc>
+        <w:tc>
+          <w:tcPr>
+            <w:tcW w:w="2722" w:type="dxa"/>
+          </w:tcPr>
+          <w:p>
+            <w:pPr>
+              <w:ind w:left="0"/>
+              <w:rPr>
+                <w:rFonts w:hint="eastAsia"/>
+              </w:rPr>
+            </w:pPr>
+          </w:p>
+        </w:tc>
+      </w:tr>
+      <w:tr>
+        <w:tc>
+          <w:tcPr>
+            <w:tcW w:w="4004" w:type="dxa"/>
+          </w:tcPr>
+          <w:p>
+            <w:pPr>
+              <w:ind w:left="0"/>
+              <w:rPr>
+                <w:rFonts w:hint="eastAsia"/>
+              </w:rPr>
+            </w:pPr>
+            <w:r>
+              <w:rPr>
+                <w:rFonts w:hint="eastAsia"/>
+              </w:rPr>
+              <w:t>相关驱动是否变更或添加</w:t>
+            </w:r>
+          </w:p>
+        </w:tc>
+        <w:tc>
+          <w:tcPr>
+            <w:tcW w:w="1439" w:type="dxa"/>
+          </w:tcPr>
+          <w:p>
+            <w:pPr>
+              <w:ind w:left="0"/>
+              <w:rPr>
+                <w:rFonts w:hint="eastAsia"/>
+              </w:rPr>
+            </w:pPr>
+          </w:p>
+        </w:tc>
+        <w:tc>
+          <w:tcPr>
+            <w:tcW w:w="2722" w:type="dxa"/>
+          </w:tcPr>
+          <w:p>
+            <w:pPr>
+              <w:ind w:left="0"/>
+              <w:rPr>
+                <w:rFonts w:hint="eastAsia"/>
+              </w:rPr>
+            </w:pPr>
+          </w:p>
+        </w:tc>
+      </w:tr>
+      <w:tr>
+        <w:tc>
+          <w:tcPr>
+            <w:tcW w:w="4004" w:type="dxa"/>
+          </w:tcPr>
+          <w:p>
+            <w:pPr>
+              <w:ind w:left="0"/>
+              <w:rPr>
+                <w:rFonts w:hint="eastAsia"/>
+              </w:rPr>
+            </w:pPr>
+            <w:r>
+              <w:rPr>
+                <w:rFonts w:hint="eastAsia"/>
+              </w:rPr>
+              <w:t>周边关联产品或模块是否通知</w:t>
+            </w:r>
+          </w:p>
+        </w:tc>
+        <w:tc>
+          <w:tcPr>
+            <w:tcW w:w="1439" w:type="dxa"/>
+          </w:tcPr>
+          <w:p>
+            <w:pPr>
+              <w:ind w:left="0"/>
+              <w:rPr>
+                <w:rFonts w:hint="eastAsia"/>
+              </w:rPr>
+            </w:pPr>
+          </w:p>
+        </w:tc>
+        <w:tc>
+          <w:tcPr>
+            <w:tcW w:w="2722" w:type="dxa"/>
+          </w:tcPr>
+          <w:p>
+            <w:pPr>
+              <w:ind w:left="0"/>
+              <w:rPr>
+                <w:rFonts w:hint="eastAsia"/>
+              </w:rPr>
+            </w:pPr>
+          </w:p>
+        </w:tc>
+      </w:tr>
+    </w:tbl>
+    <w:p>
+      <w:pPr>
+        <w:rPr>
+          <w:rFonts w:hint="eastAsia"/>
+        </w:rPr>
+      </w:pPr>
+    </w:p>
     <w:sectPr>
       <w:pgSz w:w="11906" w:h="16838"/>
       <w:pgMar w:top="1440" w:right="1800" w:bottom="1440" w:left="1800" w:header="851" w:footer="992" w:gutter="0"/>
@@ -1455,6 +1856,9 @@
     <w:abstractNumId w:val="1"/>
   </w:num>
   <w:num w:numId="4">
+    <w:abstractNumId w:val="0"/>
+  </w:num>
+  <w:num w:numId="5">
     <w:abstractNumId w:val="0"/>
   </w:num>
 </w:numbering>

--- a/internal_doc/09.规范模板/Story简单设计模板.docx
+++ b/internal_doc/09.规范模板/Story简单设计模板.docx
@@ -1109,19 +1109,10 @@
         </w:tc>
       </w:tr>
     </w:tbl>
+    <w:p/>
     <w:p>
       <w:pPr>
-        <w:rPr>
-          <w:rFonts w:hint="eastAsia"/>
-        </w:rPr>
-      </w:pPr>
-    </w:p>
-    <w:p>
-      <w:pPr>
         <w:pStyle w:val="Heading2"/>
-        <w:rPr>
-          <w:rFonts w:hint="eastAsia"/>
-        </w:rPr>
       </w:pPr>
       <w:r>
         <w:rPr>
@@ -1151,9 +1142,6 @@
             <w:pPr>
               <w:ind w:left="0"/>
               <w:jc w:val="center"/>
-              <w:rPr>
-                <w:rFonts w:hint="eastAsia"/>
-              </w:rPr>
             </w:pPr>
             <w:r>
               <w:rPr>
@@ -1171,9 +1159,6 @@
             <w:pPr>
               <w:ind w:left="0"/>
               <w:jc w:val="center"/>
-              <w:rPr>
-                <w:rFonts w:hint="eastAsia"/>
-              </w:rPr>
             </w:pPr>
             <w:r>
               <w:rPr>
@@ -1186,9 +1171,6 @@
             <w:pPr>
               <w:ind w:left="0"/>
               <w:jc w:val="center"/>
-              <w:rPr>
-                <w:rFonts w:hint="eastAsia"/>
-              </w:rPr>
             </w:pPr>
             <w:r>
               <w:rPr>
@@ -1218,9 +1200,6 @@
             <w:pPr>
               <w:ind w:left="0"/>
               <w:jc w:val="center"/>
-              <w:rPr>
-                <w:rFonts w:hint="eastAsia"/>
-              </w:rPr>
             </w:pPr>
             <w:r>
               <w:rPr>
@@ -1239,9 +1218,6 @@
           <w:p>
             <w:pPr>
               <w:ind w:left="0"/>
-              <w:rPr>
-                <w:rFonts w:hint="eastAsia"/>
-              </w:rPr>
             </w:pPr>
             <w:r>
               <w:rPr>
@@ -1264,9 +1240,6 @@
           <w:p>
             <w:pPr>
               <w:ind w:left="0"/>
-              <w:rPr>
-                <w:rFonts w:hint="eastAsia"/>
-              </w:rPr>
             </w:pPr>
           </w:p>
         </w:tc>
@@ -1277,9 +1250,6 @@
           <w:p>
             <w:pPr>
               <w:ind w:left="0"/>
-              <w:rPr>
-                <w:rFonts w:hint="eastAsia"/>
-              </w:rPr>
             </w:pPr>
           </w:p>
         </w:tc>
@@ -1292,9 +1262,6 @@
           <w:p>
             <w:pPr>
               <w:ind w:left="0"/>
-              <w:rPr>
-                <w:rFonts w:hint="eastAsia"/>
-              </w:rPr>
             </w:pPr>
             <w:r>
               <w:rPr>
@@ -1317,9 +1284,6 @@
           <w:p>
             <w:pPr>
               <w:ind w:left="0"/>
-              <w:rPr>
-                <w:rFonts w:hint="eastAsia"/>
-              </w:rPr>
             </w:pPr>
           </w:p>
         </w:tc>
@@ -1330,9 +1294,6 @@
           <w:p>
             <w:pPr>
               <w:ind w:left="0"/>
-              <w:rPr>
-                <w:rFonts w:hint="eastAsia"/>
-              </w:rPr>
             </w:pPr>
           </w:p>
         </w:tc>
@@ -1345,9 +1306,6 @@
           <w:p>
             <w:pPr>
               <w:ind w:left="0"/>
-              <w:rPr>
-                <w:rFonts w:hint="eastAsia"/>
-              </w:rPr>
             </w:pPr>
             <w:r>
               <w:rPr>
@@ -1364,9 +1322,6 @@
           <w:p>
             <w:pPr>
               <w:ind w:left="0"/>
-              <w:rPr>
-                <w:rFonts w:hint="eastAsia"/>
-              </w:rPr>
             </w:pPr>
           </w:p>
         </w:tc>
@@ -1377,9 +1332,6 @@
           <w:p>
             <w:pPr>
               <w:ind w:left="0"/>
-              <w:rPr>
-                <w:rFonts w:hint="eastAsia"/>
-              </w:rPr>
             </w:pPr>
           </w:p>
         </w:tc>
@@ -1392,9 +1344,6 @@
           <w:p>
             <w:pPr>
               <w:ind w:left="0"/>
-              <w:rPr>
-                <w:rFonts w:hint="eastAsia"/>
-              </w:rPr>
             </w:pPr>
             <w:r>
               <w:rPr>
@@ -1411,9 +1360,6 @@
           <w:p>
             <w:pPr>
               <w:ind w:left="0"/>
-              <w:rPr>
-                <w:rFonts w:hint="eastAsia"/>
-              </w:rPr>
             </w:pPr>
           </w:p>
         </w:tc>
@@ -1424,9 +1370,6 @@
           <w:p>
             <w:pPr>
               <w:ind w:left="0"/>
-              <w:rPr>
-                <w:rFonts w:hint="eastAsia"/>
-              </w:rPr>
             </w:pPr>
           </w:p>
         </w:tc>
@@ -1439,9 +1382,6 @@
           <w:p>
             <w:pPr>
               <w:ind w:left="0"/>
-              <w:rPr>
-                <w:rFonts w:hint="eastAsia"/>
-              </w:rPr>
             </w:pPr>
             <w:r>
               <w:rPr>
@@ -1458,9 +1398,6 @@
           <w:p>
             <w:pPr>
               <w:ind w:left="0"/>
-              <w:rPr>
-                <w:rFonts w:hint="eastAsia"/>
-              </w:rPr>
             </w:pPr>
           </w:p>
         </w:tc>
@@ -1471,9 +1408,6 @@
           <w:p>
             <w:pPr>
               <w:ind w:left="0"/>
-              <w:rPr>
-                <w:rFonts w:hint="eastAsia"/>
-              </w:rPr>
             </w:pPr>
           </w:p>
         </w:tc>
@@ -1486,9 +1420,6 @@
           <w:p>
             <w:pPr>
               <w:ind w:left="0"/>
-              <w:rPr>
-                <w:rFonts w:hint="eastAsia"/>
-              </w:rPr>
             </w:pPr>
             <w:r>
               <w:rPr>
@@ -1505,9 +1436,6 @@
           <w:p>
             <w:pPr>
               <w:ind w:left="0"/>
-              <w:rPr>
-                <w:rFonts w:hint="eastAsia"/>
-              </w:rPr>
             </w:pPr>
           </w:p>
         </w:tc>
@@ -1518,21 +1446,59 @@
           <w:p>
             <w:pPr>
               <w:ind w:left="0"/>
-              <w:rPr>
-                <w:rFonts w:hint="eastAsia"/>
-              </w:rPr>
+            </w:pPr>
+          </w:p>
+        </w:tc>
+      </w:tr>
+      <w:tr>
+        <w:tc>
+          <w:tcPr>
+            <w:tcW w:w="4004" w:type="dxa"/>
+          </w:tcPr>
+          <w:p>
+            <w:pPr>
+              <w:ind w:left="0"/>
+              <w:rPr>
+                <w:rFonts w:hint="eastAsia"/>
+              </w:rPr>
+            </w:pPr>
+            <w:r>
+              <w:rPr>
+                <w:rFonts w:hint="eastAsia"/>
+              </w:rPr>
+              <w:t>sdb shell</w:t>
+            </w:r>
+            <w:r>
+              <w:rPr>
+                <w:rFonts w:hint="eastAsia"/>
+              </w:rPr>
+              <w:t>帮助信息是否更新</w:t>
+            </w:r>
+          </w:p>
+        </w:tc>
+        <w:tc>
+          <w:tcPr>
+            <w:tcW w:w="1439" w:type="dxa"/>
+          </w:tcPr>
+          <w:p>
+            <w:pPr>
+              <w:ind w:left="0"/>
+            </w:pPr>
+          </w:p>
+        </w:tc>
+        <w:tc>
+          <w:tcPr>
+            <w:tcW w:w="2722" w:type="dxa"/>
+          </w:tcPr>
+          <w:p>
+            <w:pPr>
+              <w:ind w:left="0"/>
             </w:pPr>
           </w:p>
         </w:tc>
       </w:tr>
     </w:tbl>
-    <w:p>
-      <w:pPr>
-        <w:rPr>
-          <w:rFonts w:hint="eastAsia"/>
-        </w:rPr>
-      </w:pPr>
-    </w:p>
+    <w:p/>
     <w:sectPr>
       <w:pgSz w:w="11906" w:h="16838"/>
       <w:pgMar w:top="1440" w:right="1800" w:bottom="1440" w:left="1800" w:header="851" w:footer="992" w:gutter="0"/>

--- a/internal_doc/09.规范模板/Story简单设计模板.docx
+++ b/internal_doc/09.规范模板/Story简单设计模板.docx
@@ -1231,6 +1231,12 @@
               </w:rPr>
               <w:t>SVN</w:t>
             </w:r>
+            <w:r>
+              <w:rPr>
+                <w:rFonts w:hint="eastAsia"/>
+              </w:rPr>
+              <w:t>，且符合代码规范</w:t>
+            </w:r>
           </w:p>
         </w:tc>
         <w:tc>
@@ -1382,12 +1388,15 @@
           <w:p>
             <w:pPr>
               <w:ind w:left="0"/>
-            </w:pPr>
-            <w:r>
-              <w:rPr>
-                <w:rFonts w:hint="eastAsia"/>
-              </w:rPr>
-              <w:t>相关驱动是否变更或添加</w:t>
+              <w:rPr>
+                <w:rFonts w:hint="eastAsia"/>
+              </w:rPr>
+            </w:pPr>
+            <w:r>
+              <w:rPr>
+                <w:rFonts w:hint="eastAsia"/>
+              </w:rPr>
+              <w:t>接口和设计是否通过评审</w:t>
             </w:r>
           </w:p>
         </w:tc>
@@ -1425,7 +1434,7 @@
               <w:rPr>
                 <w:rFonts w:hint="eastAsia"/>
               </w:rPr>
-              <w:t>周边关联产品或模块是否通知</w:t>
+              <w:t>相关驱动是否变更或添加</w:t>
             </w:r>
           </w:p>
         </w:tc>
@@ -1458,9 +1467,44 @@
           <w:p>
             <w:pPr>
               <w:ind w:left="0"/>
-              <w:rPr>
-                <w:rFonts w:hint="eastAsia"/>
-              </w:rPr>
+            </w:pPr>
+            <w:r>
+              <w:rPr>
+                <w:rFonts w:hint="eastAsia"/>
+              </w:rPr>
+              <w:t>周边关联产品或模块是否通知</w:t>
+            </w:r>
+          </w:p>
+        </w:tc>
+        <w:tc>
+          <w:tcPr>
+            <w:tcW w:w="1439" w:type="dxa"/>
+          </w:tcPr>
+          <w:p>
+            <w:pPr>
+              <w:ind w:left="0"/>
+            </w:pPr>
+          </w:p>
+        </w:tc>
+        <w:tc>
+          <w:tcPr>
+            <w:tcW w:w="2722" w:type="dxa"/>
+          </w:tcPr>
+          <w:p>
+            <w:pPr>
+              <w:ind w:left="0"/>
+            </w:pPr>
+          </w:p>
+        </w:tc>
+      </w:tr>
+      <w:tr>
+        <w:tc>
+          <w:tcPr>
+            <w:tcW w:w="4004" w:type="dxa"/>
+          </w:tcPr>
+          <w:p>
+            <w:pPr>
+              <w:ind w:left="0"/>
             </w:pPr>
             <w:r>
               <w:rPr>

--- a/internal_doc/09.规范模板/Story简单设计模板.docx
+++ b/internal_doc/09.规范模板/Story简单设计模板.docx
@@ -1268,18 +1268,15 @@
           <w:p>
             <w:pPr>
               <w:ind w:left="0"/>
-            </w:pPr>
-            <w:r>
-              <w:rPr>
-                <w:rFonts w:hint="eastAsia"/>
-              </w:rPr>
-              <w:t>Story</w:t>
-            </w:r>
-            <w:r>
-              <w:rPr>
-                <w:rFonts w:hint="eastAsia"/>
-              </w:rPr>
-              <w:t>文档是否更新</w:t>
+              <w:rPr>
+                <w:rFonts w:hint="eastAsia"/>
+              </w:rPr>
+            </w:pPr>
+            <w:r>
+              <w:rPr>
+                <w:rFonts w:hint="eastAsia"/>
+              </w:rPr>
+              <w:t>原有用例是否全部通过</w:t>
             </w:r>
           </w:p>
         </w:tc>
@@ -1317,7 +1314,13 @@
               <w:rPr>
                 <w:rFonts w:hint="eastAsia"/>
               </w:rPr>
-              <w:t>验收用例是否全部通过</w:t>
+              <w:t>Story</w:t>
+            </w:r>
+            <w:r>
+              <w:rPr>
+                <w:rFonts w:hint="eastAsia"/>
+              </w:rPr>
+              <w:t>文档是否更新</w:t>
             </w:r>
           </w:p>
         </w:tc>
@@ -1355,7 +1358,7 @@
               <w:rPr>
                 <w:rFonts w:hint="eastAsia"/>
               </w:rPr>
-              <w:t>资料是否变更</w:t>
+              <w:t>验收用例是否全部通过</w:t>
             </w:r>
           </w:p>
         </w:tc>
@@ -1388,9 +1391,44 @@
           <w:p>
             <w:pPr>
               <w:ind w:left="0"/>
-              <w:rPr>
-                <w:rFonts w:hint="eastAsia"/>
-              </w:rPr>
+            </w:pPr>
+            <w:r>
+              <w:rPr>
+                <w:rFonts w:hint="eastAsia"/>
+              </w:rPr>
+              <w:t>资料是否变更</w:t>
+            </w:r>
+          </w:p>
+        </w:tc>
+        <w:tc>
+          <w:tcPr>
+            <w:tcW w:w="1439" w:type="dxa"/>
+          </w:tcPr>
+          <w:p>
+            <w:pPr>
+              <w:ind w:left="0"/>
+            </w:pPr>
+          </w:p>
+        </w:tc>
+        <w:tc>
+          <w:tcPr>
+            <w:tcW w:w="2722" w:type="dxa"/>
+          </w:tcPr>
+          <w:p>
+            <w:pPr>
+              <w:ind w:left="0"/>
+            </w:pPr>
+          </w:p>
+        </w:tc>
+      </w:tr>
+      <w:tr>
+        <w:tc>
+          <w:tcPr>
+            <w:tcW w:w="4004" w:type="dxa"/>
+          </w:tcPr>
+          <w:p>
+            <w:pPr>
+              <w:ind w:left="0"/>
             </w:pPr>
             <w:r>
               <w:rPr>

--- a/internal_doc/09.规范模板/Story简单设计模板.docx
+++ b/internal_doc/09.规范模板/Story简单设计模板.docx
@@ -567,6 +567,748 @@
       </w:r>
     </w:p>
     <w:p/>
+    <w:p>
+      <w:pPr>
+        <w:rPr>
+          <w:rFonts w:hint="eastAsia"/>
+        </w:rPr>
+      </w:pPr>
+    </w:p>
+    <w:p>
+      <w:pPr>
+        <w:pStyle w:val="Heading2"/>
+        <w:rPr>
+          <w:rFonts w:hint="eastAsia"/>
+        </w:rPr>
+      </w:pPr>
+      <w:r>
+        <w:rPr>
+          <w:rFonts w:hint="eastAsia"/>
+        </w:rPr>
+        <w:t>进度评估</w:t>
+      </w:r>
+      <w:r>
+        <w:rPr>
+          <w:rFonts w:hint="eastAsia"/>
+        </w:rPr>
+        <w:t>跟踪</w:t>
+      </w:r>
+    </w:p>
+    <w:tbl>
+      <w:tblPr>
+        <w:tblStyle w:val="TableGrid"/>
+        <w:tblW w:w="0" w:type="auto"/>
+        <w:tblInd w:w="357" w:type="dxa"/>
+        <w:tblLook w:val="04A0"/>
+      </w:tblPr>
+      <w:tblGrid>
+        <w:gridCol w:w="1452"/>
+        <w:gridCol w:w="588"/>
+        <w:gridCol w:w="2041"/>
+        <w:gridCol w:w="1057"/>
+        <w:gridCol w:w="985"/>
+        <w:gridCol w:w="2042"/>
+      </w:tblGrid>
+      <w:tr>
+        <w:tc>
+          <w:tcPr>
+            <w:tcW w:w="8165" w:type="dxa"/>
+            <w:gridSpan w:val="6"/>
+            <w:shd w:val="clear" w:color="auto" w:fill="D9D9D9" w:themeFill="background1" w:themeFillShade="D9"/>
+          </w:tcPr>
+          <w:p>
+            <w:pPr>
+              <w:ind w:left="0"/>
+              <w:jc w:val="center"/>
+              <w:rPr>
+                <w:rFonts w:hint="eastAsia"/>
+                <w:sz w:val="18"/>
+                <w:szCs w:val="18"/>
+              </w:rPr>
+            </w:pPr>
+            <w:r>
+              <w:rPr>
+                <w:rFonts w:hint="eastAsia"/>
+                <w:sz w:val="18"/>
+                <w:szCs w:val="18"/>
+              </w:rPr>
+              <w:t>汇总信息</w:t>
+            </w:r>
+          </w:p>
+        </w:tc>
+      </w:tr>
+      <w:tr>
+        <w:tc>
+          <w:tcPr>
+            <w:tcW w:w="2040" w:type="dxa"/>
+            <w:gridSpan w:val="2"/>
+            <w:shd w:val="clear" w:color="auto" w:fill="FDE9D9" w:themeFill="accent6" w:themeFillTint="33"/>
+          </w:tcPr>
+          <w:p>
+            <w:pPr>
+              <w:ind w:left="0"/>
+              <w:rPr>
+                <w:rFonts w:hint="eastAsia"/>
+                <w:sz w:val="18"/>
+                <w:szCs w:val="18"/>
+              </w:rPr>
+            </w:pPr>
+            <w:r>
+              <w:rPr>
+                <w:rFonts w:hint="eastAsia"/>
+                <w:sz w:val="18"/>
+                <w:szCs w:val="18"/>
+              </w:rPr>
+              <w:t>总工作量（</w:t>
+            </w:r>
+            <w:r>
+              <w:rPr>
+                <w:rFonts w:hint="eastAsia"/>
+                <w:sz w:val="18"/>
+                <w:szCs w:val="18"/>
+              </w:rPr>
+              <w:t>KLOC</w:t>
+            </w:r>
+            <w:r>
+              <w:rPr>
+                <w:rFonts w:hint="eastAsia"/>
+                <w:sz w:val="18"/>
+                <w:szCs w:val="18"/>
+              </w:rPr>
+              <w:t>）</w:t>
+            </w:r>
+          </w:p>
+        </w:tc>
+        <w:tc>
+          <w:tcPr>
+            <w:tcW w:w="2041" w:type="dxa"/>
+          </w:tcPr>
+          <w:p>
+            <w:pPr>
+              <w:ind w:left="0"/>
+              <w:rPr>
+                <w:sz w:val="18"/>
+                <w:szCs w:val="18"/>
+              </w:rPr>
+            </w:pPr>
+          </w:p>
+        </w:tc>
+        <w:tc>
+          <w:tcPr>
+            <w:tcW w:w="2042" w:type="dxa"/>
+            <w:gridSpan w:val="2"/>
+            <w:shd w:val="clear" w:color="auto" w:fill="FDE9D9" w:themeFill="accent6" w:themeFillTint="33"/>
+          </w:tcPr>
+          <w:p>
+            <w:pPr>
+              <w:ind w:left="0"/>
+              <w:rPr>
+                <w:rFonts w:hint="eastAsia"/>
+                <w:sz w:val="18"/>
+                <w:szCs w:val="18"/>
+              </w:rPr>
+            </w:pPr>
+            <w:r>
+              <w:rPr>
+                <w:rFonts w:hint="eastAsia"/>
+                <w:sz w:val="18"/>
+                <w:szCs w:val="18"/>
+              </w:rPr>
+              <w:t>开发周期（人天）</w:t>
+            </w:r>
+          </w:p>
+        </w:tc>
+        <w:tc>
+          <w:tcPr>
+            <w:tcW w:w="2042" w:type="dxa"/>
+          </w:tcPr>
+          <w:p>
+            <w:pPr>
+              <w:ind w:left="0"/>
+              <w:rPr>
+                <w:sz w:val="18"/>
+                <w:szCs w:val="18"/>
+              </w:rPr>
+            </w:pPr>
+          </w:p>
+        </w:tc>
+      </w:tr>
+      <w:tr>
+        <w:tc>
+          <w:tcPr>
+            <w:tcW w:w="2040" w:type="dxa"/>
+            <w:gridSpan w:val="2"/>
+            <w:shd w:val="clear" w:color="auto" w:fill="FDE9D9" w:themeFill="accent6" w:themeFillTint="33"/>
+          </w:tcPr>
+          <w:p>
+            <w:pPr>
+              <w:ind w:left="0"/>
+              <w:rPr>
+                <w:rFonts w:hint="eastAsia"/>
+                <w:sz w:val="18"/>
+                <w:szCs w:val="18"/>
+              </w:rPr>
+            </w:pPr>
+            <w:r>
+              <w:rPr>
+                <w:rFonts w:hint="eastAsia"/>
+                <w:sz w:val="18"/>
+                <w:szCs w:val="18"/>
+              </w:rPr>
+              <w:t>开始时间</w:t>
+            </w:r>
+          </w:p>
+        </w:tc>
+        <w:tc>
+          <w:tcPr>
+            <w:tcW w:w="2041" w:type="dxa"/>
+          </w:tcPr>
+          <w:p>
+            <w:pPr>
+              <w:ind w:left="0"/>
+              <w:rPr>
+                <w:sz w:val="18"/>
+                <w:szCs w:val="18"/>
+              </w:rPr>
+            </w:pPr>
+          </w:p>
+        </w:tc>
+        <w:tc>
+          <w:tcPr>
+            <w:tcW w:w="2042" w:type="dxa"/>
+            <w:gridSpan w:val="2"/>
+            <w:shd w:val="clear" w:color="auto" w:fill="FDE9D9" w:themeFill="accent6" w:themeFillTint="33"/>
+          </w:tcPr>
+          <w:p>
+            <w:pPr>
+              <w:ind w:left="0"/>
+              <w:rPr>
+                <w:rFonts w:hint="eastAsia"/>
+                <w:sz w:val="18"/>
+                <w:szCs w:val="18"/>
+              </w:rPr>
+            </w:pPr>
+            <w:r>
+              <w:rPr>
+                <w:rFonts w:hint="eastAsia"/>
+                <w:sz w:val="18"/>
+                <w:szCs w:val="18"/>
+              </w:rPr>
+              <w:t>结束时间</w:t>
+            </w:r>
+          </w:p>
+        </w:tc>
+        <w:tc>
+          <w:tcPr>
+            <w:tcW w:w="2042" w:type="dxa"/>
+          </w:tcPr>
+          <w:p>
+            <w:pPr>
+              <w:ind w:left="0"/>
+              <w:rPr>
+                <w:sz w:val="18"/>
+                <w:szCs w:val="18"/>
+              </w:rPr>
+            </w:pPr>
+          </w:p>
+        </w:tc>
+      </w:tr>
+      <w:tr>
+        <w:tc>
+          <w:tcPr>
+            <w:tcW w:w="8165" w:type="dxa"/>
+            <w:gridSpan w:val="6"/>
+            <w:shd w:val="clear" w:color="auto" w:fill="D9D9D9" w:themeFill="background1" w:themeFillShade="D9"/>
+          </w:tcPr>
+          <w:p>
+            <w:pPr>
+              <w:ind w:left="0"/>
+              <w:jc w:val="center"/>
+              <w:rPr>
+                <w:rFonts w:hint="eastAsia"/>
+                <w:sz w:val="18"/>
+                <w:szCs w:val="18"/>
+              </w:rPr>
+            </w:pPr>
+            <w:r>
+              <w:rPr>
+                <w:rFonts w:hint="eastAsia"/>
+                <w:sz w:val="18"/>
+                <w:szCs w:val="18"/>
+              </w:rPr>
+              <w:t>周计划</w:t>
+            </w:r>
+          </w:p>
+        </w:tc>
+      </w:tr>
+      <w:tr>
+        <w:tc>
+          <w:tcPr>
+            <w:tcW w:w="1452" w:type="dxa"/>
+            <w:shd w:val="clear" w:color="auto" w:fill="D9D9D9" w:themeFill="background1" w:themeFillShade="D9"/>
+          </w:tcPr>
+          <w:p>
+            <w:pPr>
+              <w:ind w:left="0"/>
+              <w:jc w:val="center"/>
+              <w:rPr>
+                <w:rFonts w:hint="eastAsia"/>
+                <w:sz w:val="18"/>
+                <w:szCs w:val="18"/>
+              </w:rPr>
+            </w:pPr>
+            <w:r>
+              <w:rPr>
+                <w:rFonts w:hint="eastAsia"/>
+                <w:sz w:val="18"/>
+                <w:szCs w:val="18"/>
+              </w:rPr>
+              <w:t>时间（第</w:t>
+            </w:r>
+            <w:r>
+              <w:rPr>
+                <w:rFonts w:hint="eastAsia"/>
+                <w:sz w:val="18"/>
+                <w:szCs w:val="18"/>
+              </w:rPr>
+              <w:t>X</w:t>
+            </w:r>
+            <w:r>
+              <w:rPr>
+                <w:rFonts w:hint="eastAsia"/>
+                <w:sz w:val="18"/>
+                <w:szCs w:val="18"/>
+              </w:rPr>
+              <w:t>周）</w:t>
+            </w:r>
+          </w:p>
+        </w:tc>
+        <w:tc>
+          <w:tcPr>
+            <w:tcW w:w="3686" w:type="dxa"/>
+            <w:gridSpan w:val="3"/>
+            <w:shd w:val="clear" w:color="auto" w:fill="D9D9D9" w:themeFill="background1" w:themeFillShade="D9"/>
+          </w:tcPr>
+          <w:p>
+            <w:pPr>
+              <w:ind w:left="0"/>
+              <w:jc w:val="center"/>
+              <w:rPr>
+                <w:rFonts w:hint="eastAsia"/>
+                <w:sz w:val="18"/>
+                <w:szCs w:val="18"/>
+              </w:rPr>
+            </w:pPr>
+            <w:r>
+              <w:rPr>
+                <w:rFonts w:hint="eastAsia"/>
+                <w:sz w:val="18"/>
+                <w:szCs w:val="18"/>
+              </w:rPr>
+              <w:t>计划</w:t>
+            </w:r>
+          </w:p>
+        </w:tc>
+        <w:tc>
+          <w:tcPr>
+            <w:tcW w:w="3027" w:type="dxa"/>
+            <w:gridSpan w:val="2"/>
+            <w:shd w:val="clear" w:color="auto" w:fill="D9D9D9" w:themeFill="background1" w:themeFillShade="D9"/>
+          </w:tcPr>
+          <w:p>
+            <w:pPr>
+              <w:ind w:left="0"/>
+              <w:jc w:val="center"/>
+              <w:rPr>
+                <w:rFonts w:hint="eastAsia"/>
+                <w:sz w:val="18"/>
+                <w:szCs w:val="18"/>
+              </w:rPr>
+            </w:pPr>
+            <w:r>
+              <w:rPr>
+                <w:rFonts w:hint="eastAsia"/>
+                <w:sz w:val="18"/>
+                <w:szCs w:val="18"/>
+              </w:rPr>
+              <w:t>完成情况</w:t>
+            </w:r>
+          </w:p>
+        </w:tc>
+      </w:tr>
+      <w:tr>
+        <w:tc>
+          <w:tcPr>
+            <w:tcW w:w="1452" w:type="dxa"/>
+          </w:tcPr>
+          <w:p>
+            <w:pPr>
+              <w:ind w:left="0"/>
+              <w:rPr>
+                <w:rFonts w:hint="eastAsia"/>
+                <w:sz w:val="18"/>
+                <w:szCs w:val="18"/>
+              </w:rPr>
+            </w:pPr>
+            <w:r>
+              <w:rPr>
+                <w:rFonts w:hint="eastAsia"/>
+                <w:sz w:val="18"/>
+                <w:szCs w:val="18"/>
+              </w:rPr>
+              <w:t>第一周</w:t>
+            </w:r>
+          </w:p>
+        </w:tc>
+        <w:tc>
+          <w:tcPr>
+            <w:tcW w:w="3686" w:type="dxa"/>
+            <w:gridSpan w:val="3"/>
+          </w:tcPr>
+          <w:p>
+            <w:pPr>
+              <w:ind w:left="0"/>
+              <w:rPr>
+                <w:rFonts w:hint="eastAsia"/>
+                <w:i/>
+                <w:color w:val="8DB3E2" w:themeColor="text2" w:themeTint="66"/>
+                <w:sz w:val="18"/>
+                <w:szCs w:val="18"/>
+              </w:rPr>
+            </w:pPr>
+            <w:r>
+              <w:rPr>
+                <w:rFonts w:hint="eastAsia"/>
+                <w:i/>
+                <w:color w:val="8DB3E2" w:themeColor="text2" w:themeTint="66"/>
+                <w:sz w:val="18"/>
+                <w:szCs w:val="18"/>
+              </w:rPr>
+              <w:t>编码完成</w:t>
+            </w:r>
+            <w:r>
+              <w:rPr>
+                <w:rFonts w:hint="eastAsia"/>
+                <w:i/>
+                <w:color w:val="8DB3E2" w:themeColor="text2" w:themeTint="66"/>
+                <w:sz w:val="18"/>
+                <w:szCs w:val="18"/>
+              </w:rPr>
+              <w:t>Coord</w:t>
+            </w:r>
+            <w:r>
+              <w:rPr>
+                <w:rFonts w:hint="eastAsia"/>
+                <w:i/>
+                <w:color w:val="8DB3E2" w:themeColor="text2" w:themeTint="66"/>
+                <w:sz w:val="18"/>
+                <w:szCs w:val="18"/>
+              </w:rPr>
+              <w:t>向</w:t>
+            </w:r>
+            <w:r>
+              <w:rPr>
+                <w:rFonts w:hint="eastAsia"/>
+                <w:i/>
+                <w:color w:val="8DB3E2" w:themeColor="text2" w:themeTint="66"/>
+                <w:sz w:val="18"/>
+                <w:szCs w:val="18"/>
+              </w:rPr>
+              <w:t>Catalog</w:t>
+            </w:r>
+            <w:r>
+              <w:rPr>
+                <w:rFonts w:hint="eastAsia"/>
+                <w:i/>
+                <w:color w:val="8DB3E2" w:themeColor="text2" w:themeTint="66"/>
+                <w:sz w:val="18"/>
+                <w:szCs w:val="18"/>
+              </w:rPr>
+              <w:t>注册</w:t>
+            </w:r>
+          </w:p>
+        </w:tc>
+        <w:tc>
+          <w:tcPr>
+            <w:tcW w:w="3027" w:type="dxa"/>
+            <w:gridSpan w:val="2"/>
+          </w:tcPr>
+          <w:p>
+            <w:pPr>
+              <w:ind w:left="0"/>
+              <w:rPr>
+                <w:rFonts w:hint="eastAsia"/>
+                <w:i/>
+                <w:color w:val="8DB3E2" w:themeColor="text2" w:themeTint="66"/>
+                <w:sz w:val="18"/>
+                <w:szCs w:val="18"/>
+              </w:rPr>
+            </w:pPr>
+            <w:r>
+              <w:rPr>
+                <w:rFonts w:hint="eastAsia"/>
+                <w:i/>
+                <w:color w:val="8DB3E2" w:themeColor="text2" w:themeTint="66"/>
+                <w:sz w:val="18"/>
+                <w:szCs w:val="18"/>
+              </w:rPr>
+              <w:t>按时完成</w:t>
+            </w:r>
+          </w:p>
+        </w:tc>
+      </w:tr>
+      <w:tr>
+        <w:tc>
+          <w:tcPr>
+            <w:tcW w:w="1452" w:type="dxa"/>
+          </w:tcPr>
+          <w:p>
+            <w:pPr>
+              <w:ind w:left="0"/>
+              <w:rPr>
+                <w:rFonts w:hint="eastAsia"/>
+                <w:sz w:val="18"/>
+                <w:szCs w:val="18"/>
+              </w:rPr>
+            </w:pPr>
+            <w:r>
+              <w:rPr>
+                <w:rFonts w:hint="eastAsia"/>
+                <w:sz w:val="18"/>
+                <w:szCs w:val="18"/>
+              </w:rPr>
+              <w:t>第二周</w:t>
+            </w:r>
+          </w:p>
+        </w:tc>
+        <w:tc>
+          <w:tcPr>
+            <w:tcW w:w="3686" w:type="dxa"/>
+            <w:gridSpan w:val="3"/>
+          </w:tcPr>
+          <w:p>
+            <w:pPr>
+              <w:ind w:left="0"/>
+              <w:rPr>
+                <w:i/>
+                <w:color w:val="8DB3E2" w:themeColor="text2" w:themeTint="66"/>
+                <w:sz w:val="18"/>
+                <w:szCs w:val="18"/>
+              </w:rPr>
+            </w:pPr>
+            <w:r>
+              <w:rPr>
+                <w:rFonts w:hint="eastAsia"/>
+                <w:i/>
+                <w:color w:val="8DB3E2" w:themeColor="text2" w:themeTint="66"/>
+                <w:sz w:val="18"/>
+                <w:szCs w:val="18"/>
+              </w:rPr>
+              <w:t>编码完成会话机制并实现全面对接</w:t>
+            </w:r>
+          </w:p>
+        </w:tc>
+        <w:tc>
+          <w:tcPr>
+            <w:tcW w:w="3027" w:type="dxa"/>
+            <w:gridSpan w:val="2"/>
+          </w:tcPr>
+          <w:p>
+            <w:pPr>
+              <w:ind w:left="0"/>
+              <w:rPr>
+                <w:i/>
+                <w:color w:val="8DB3E2" w:themeColor="text2" w:themeTint="66"/>
+                <w:sz w:val="18"/>
+                <w:szCs w:val="18"/>
+              </w:rPr>
+            </w:pPr>
+            <w:r>
+              <w:rPr>
+                <w:rFonts w:hint="eastAsia"/>
+                <w:i/>
+                <w:color w:val="8DB3E2" w:themeColor="text2" w:themeTint="66"/>
+                <w:sz w:val="18"/>
+                <w:szCs w:val="18"/>
+              </w:rPr>
+              <w:t>延迟</w:t>
+            </w:r>
+            <w:r>
+              <w:rPr>
+                <w:rFonts w:hint="eastAsia"/>
+                <w:i/>
+                <w:color w:val="8DB3E2" w:themeColor="text2" w:themeTint="66"/>
+                <w:sz w:val="18"/>
+                <w:szCs w:val="18"/>
+              </w:rPr>
+              <w:t>1</w:t>
+            </w:r>
+            <w:r>
+              <w:rPr>
+                <w:rFonts w:hint="eastAsia"/>
+                <w:i/>
+                <w:color w:val="8DB3E2" w:themeColor="text2" w:themeTint="66"/>
+                <w:sz w:val="18"/>
+                <w:szCs w:val="18"/>
+              </w:rPr>
+              <w:t>天，对下阶段不影响</w:t>
+            </w:r>
+          </w:p>
+        </w:tc>
+      </w:tr>
+      <w:tr>
+        <w:tc>
+          <w:tcPr>
+            <w:tcW w:w="1452" w:type="dxa"/>
+          </w:tcPr>
+          <w:p>
+            <w:pPr>
+              <w:ind w:left="0"/>
+              <w:rPr>
+                <w:rFonts w:hint="eastAsia"/>
+                <w:sz w:val="18"/>
+                <w:szCs w:val="18"/>
+              </w:rPr>
+            </w:pPr>
+            <w:r>
+              <w:rPr>
+                <w:rFonts w:hint="eastAsia"/>
+                <w:sz w:val="18"/>
+                <w:szCs w:val="18"/>
+              </w:rPr>
+              <w:t>第三周</w:t>
+            </w:r>
+          </w:p>
+        </w:tc>
+        <w:tc>
+          <w:tcPr>
+            <w:tcW w:w="3686" w:type="dxa"/>
+            <w:gridSpan w:val="3"/>
+          </w:tcPr>
+          <w:p>
+            <w:pPr>
+              <w:ind w:left="0"/>
+              <w:rPr>
+                <w:rFonts w:hint="eastAsia"/>
+                <w:i/>
+                <w:color w:val="8DB3E2" w:themeColor="text2" w:themeTint="66"/>
+                <w:sz w:val="18"/>
+                <w:szCs w:val="18"/>
+              </w:rPr>
+            </w:pPr>
+            <w:r>
+              <w:rPr>
+                <w:rFonts w:hint="eastAsia"/>
+                <w:i/>
+                <w:color w:val="8DB3E2" w:themeColor="text2" w:themeTint="66"/>
+                <w:sz w:val="18"/>
+                <w:szCs w:val="18"/>
+              </w:rPr>
+              <w:t>自测并提交测试验收</w:t>
+            </w:r>
+          </w:p>
+        </w:tc>
+        <w:tc>
+          <w:tcPr>
+            <w:tcW w:w="3027" w:type="dxa"/>
+            <w:gridSpan w:val="2"/>
+          </w:tcPr>
+          <w:p>
+            <w:pPr>
+              <w:ind w:left="0"/>
+              <w:rPr>
+                <w:i/>
+                <w:color w:val="8DB3E2" w:themeColor="text2" w:themeTint="66"/>
+                <w:sz w:val="18"/>
+                <w:szCs w:val="18"/>
+              </w:rPr>
+            </w:pPr>
+            <w:r>
+              <w:rPr>
+                <w:rFonts w:hint="eastAsia"/>
+                <w:i/>
+                <w:color w:val="8DB3E2" w:themeColor="text2" w:themeTint="66"/>
+                <w:sz w:val="18"/>
+                <w:szCs w:val="18"/>
+              </w:rPr>
+              <w:t>按时完成</w:t>
+            </w:r>
+          </w:p>
+        </w:tc>
+      </w:tr>
+      <w:tr>
+        <w:tc>
+          <w:tcPr>
+            <w:tcW w:w="1452" w:type="dxa"/>
+          </w:tcPr>
+          <w:p>
+            <w:pPr>
+              <w:ind w:left="0"/>
+              <w:rPr>
+                <w:rFonts w:hint="eastAsia"/>
+                <w:sz w:val="18"/>
+                <w:szCs w:val="18"/>
+              </w:rPr>
+            </w:pPr>
+            <w:r>
+              <w:rPr>
+                <w:rFonts w:hint="eastAsia"/>
+                <w:sz w:val="18"/>
+                <w:szCs w:val="18"/>
+              </w:rPr>
+              <w:t>第</w:t>
+            </w:r>
+            <w:r>
+              <w:rPr>
+                <w:rFonts w:hint="eastAsia"/>
+                <w:sz w:val="18"/>
+                <w:szCs w:val="18"/>
+              </w:rPr>
+              <w:t>X</w:t>
+            </w:r>
+            <w:r>
+              <w:rPr>
+                <w:rFonts w:hint="eastAsia"/>
+                <w:sz w:val="18"/>
+                <w:szCs w:val="18"/>
+              </w:rPr>
+              <w:t>周</w:t>
+            </w:r>
+          </w:p>
+        </w:tc>
+        <w:tc>
+          <w:tcPr>
+            <w:tcW w:w="3686" w:type="dxa"/>
+            <w:gridSpan w:val="3"/>
+          </w:tcPr>
+          <w:p>
+            <w:pPr>
+              <w:ind w:left="0"/>
+              <w:rPr>
+                <w:rFonts w:hint="eastAsia"/>
+                <w:sz w:val="18"/>
+                <w:szCs w:val="18"/>
+              </w:rPr>
+            </w:pPr>
+          </w:p>
+        </w:tc>
+        <w:tc>
+          <w:tcPr>
+            <w:tcW w:w="3027" w:type="dxa"/>
+            <w:gridSpan w:val="2"/>
+          </w:tcPr>
+          <w:p>
+            <w:pPr>
+              <w:ind w:left="0"/>
+              <w:rPr>
+                <w:sz w:val="18"/>
+                <w:szCs w:val="18"/>
+              </w:rPr>
+            </w:pPr>
+          </w:p>
+        </w:tc>
+      </w:tr>
+    </w:tbl>
     <w:p/>
     <w:p>
       <w:pPr>
@@ -1268,9 +2010,6 @@
           <w:p>
             <w:pPr>
               <w:ind w:left="0"/>
-              <w:rPr>
-                <w:rFonts w:hint="eastAsia"/>
-              </w:rPr>
             </w:pPr>
             <w:r>
               <w:rPr>
@@ -1358,6 +2097,7 @@
               <w:rPr>
                 <w:rFonts w:hint="eastAsia"/>
               </w:rPr>
+              <w:lastRenderedPageBreak/>
               <w:t>验收用例是否全部通过</w:t>
             </w:r>
           </w:p>
@@ -1907,6 +2647,9 @@
     <w:abstractNumId w:val="0"/>
   </w:num>
   <w:num w:numId="5">
+    <w:abstractNumId w:val="0"/>
+  </w:num>
+  <w:num w:numId="6">
     <w:abstractNumId w:val="0"/>
   </w:num>
 </w:numbering>
